--- a/Aula_14-19-05/Exercicio/RAFAEL LASCH VIZZOTTO.docx
+++ b/Aula_14-19-05/Exercicio/RAFAEL LASCH VIZZOTTO.docx
@@ -9,7 +9,23 @@
     </w:p>
     <w:p>
       <w:r>
-        <w:t>Ex1- Para o exercício 1 foi necessário alterar os parâmetros RGB da array corres[]</w:t>
+        <w:t xml:space="preserve">Ex1- Para o exercício 1 foi necessário alterar os parâmetros RGB da </w:t>
+      </w:r>
+      <w:proofErr w:type="spellStart"/>
+      <w:r>
+        <w:t>array</w:t>
+      </w:r>
+      <w:proofErr w:type="spellEnd"/>
+      <w:r>
+        <w:t xml:space="preserve"> </w:t>
+      </w:r>
+      <w:proofErr w:type="gramStart"/>
+      <w:r>
+        <w:t>corres[</w:t>
+      </w:r>
+      <w:proofErr w:type="gramEnd"/>
+      <w:r>
+        <w:t>]</w:t>
       </w:r>
     </w:p>
     <w:p>
@@ -56,7 +72,36 @@
     </w:p>
     <w:p>
       <w:r>
-        <w:t>Ex2&amp;3- Para criar um segundo triangulo, utilizei apenas um VAO, alterando o glDrawArrays() para 6 vértices. Também adicionei outros 9 pontos na array points[], que representa a posição dos vértices.</w:t>
+        <w:t xml:space="preserve">Ex2&amp;3- Para criar um segundo triangulo, utilizei apenas um VAO, alterando o </w:t>
+      </w:r>
+      <w:proofErr w:type="spellStart"/>
+      <w:proofErr w:type="gramStart"/>
+      <w:r>
+        <w:t>glDrawArrays</w:t>
+      </w:r>
+      <w:proofErr w:type="spellEnd"/>
+      <w:r>
+        <w:t>(</w:t>
+      </w:r>
+      <w:proofErr w:type="gramEnd"/>
+      <w:r>
+        <w:t xml:space="preserve">) para 6 vértices. Também adicionei outros 9 pontos na </w:t>
+      </w:r>
+      <w:proofErr w:type="spellStart"/>
+      <w:r>
+        <w:t>array</w:t>
+      </w:r>
+      <w:proofErr w:type="spellEnd"/>
+      <w:r>
+        <w:t xml:space="preserve"> </w:t>
+      </w:r>
+      <w:proofErr w:type="gramStart"/>
+      <w:r>
+        <w:t>points[</w:t>
+      </w:r>
+      <w:proofErr w:type="gramEnd"/>
+      <w:r>
+        <w:t>], que representa a posição dos vértices.</w:t>
       </w:r>
       <w:r>
         <w:br/>
@@ -110,11 +155,32 @@
         <w:t>Ex4-</w:t>
       </w:r>
       <w:r>
-        <w:t xml:space="preserve"> Ao gerar os VAOs e VBOs, criei array</w:t>
+        <w:t xml:space="preserve"> Ao gerar os </w:t>
+      </w:r>
+      <w:proofErr w:type="spellStart"/>
+      <w:r>
+        <w:t>VAOs</w:t>
+      </w:r>
+      <w:proofErr w:type="spellEnd"/>
+      <w:r>
+        <w:t xml:space="preserve"> e </w:t>
+      </w:r>
+      <w:proofErr w:type="spellStart"/>
+      <w:r>
+        <w:t>VBOs</w:t>
+      </w:r>
+      <w:proofErr w:type="spellEnd"/>
+      <w:r>
+        <w:t xml:space="preserve">, criei </w:t>
+      </w:r>
+      <w:proofErr w:type="spellStart"/>
+      <w:r>
+        <w:t>array</w:t>
       </w:r>
       <w:r>
         <w:t>s</w:t>
       </w:r>
+      <w:proofErr w:type="spellEnd"/>
       <w:r>
         <w:t xml:space="preserve"> </w:t>
       </w:r>
@@ -122,22 +188,82 @@
         <w:t>d</w:t>
       </w:r>
       <w:r>
-        <w:t xml:space="preserve">as variáveis Vao[], pvbo[] e cvbo[] usando </w:t>
-      </w:r>
-      <w:r>
-        <w:t>glGenVertexArrays(2)</w:t>
+        <w:t xml:space="preserve">as variáveis </w:t>
+      </w:r>
+      <w:proofErr w:type="spellStart"/>
+      <w:proofErr w:type="gramStart"/>
+      <w:r>
+        <w:t>Vao</w:t>
+      </w:r>
+      <w:proofErr w:type="spellEnd"/>
+      <w:r>
+        <w:t>[</w:t>
+      </w:r>
+      <w:proofErr w:type="gramEnd"/>
+      <w:r>
+        <w:t xml:space="preserve">], </w:t>
+      </w:r>
+      <w:proofErr w:type="spellStart"/>
+      <w:r>
+        <w:t>pvbo</w:t>
+      </w:r>
+      <w:proofErr w:type="spellEnd"/>
+      <w:r>
+        <w:t xml:space="preserve">[] e </w:t>
+      </w:r>
+      <w:proofErr w:type="spellStart"/>
+      <w:r>
+        <w:t>cvbo</w:t>
+      </w:r>
+      <w:proofErr w:type="spellEnd"/>
+      <w:r>
+        <w:t xml:space="preserve">[] usando </w:t>
+      </w:r>
+      <w:proofErr w:type="spellStart"/>
+      <w:r>
+        <w:t>glGenVertexArrays</w:t>
+      </w:r>
+      <w:proofErr w:type="spellEnd"/>
+      <w:r>
+        <w:t>(2)</w:t>
       </w:r>
       <w:r>
         <w:t xml:space="preserve"> &amp; </w:t>
       </w:r>
+      <w:proofErr w:type="spellStart"/>
       <w:r>
         <w:t>glGenBuffers</w:t>
       </w:r>
+      <w:proofErr w:type="spellEnd"/>
       <w:r>
         <w:t>(2</w:t>
       </w:r>
       <w:r>
-        <w:t>). Separei os arrays de pontos e cores para cada triangulo individual e reusei a lógica apresentada para renderização de um singular triangulo, porém após terminar a renderização do primeiro VAO, fiz um overlap, fazendo bind no próximo VAO para renderizar o segundo triangulo.</w:t>
+        <w:t xml:space="preserve">). Separei os </w:t>
+      </w:r>
+      <w:proofErr w:type="spellStart"/>
+      <w:r>
+        <w:t>arrays</w:t>
+      </w:r>
+      <w:proofErr w:type="spellEnd"/>
+      <w:r>
+        <w:t xml:space="preserve"> de pontos e cores para cada triangulo individual e reusei a lógica apresentada para renderização de um singular triangulo, porém após terminar a renderização do primeiro VAO, fiz um </w:t>
+      </w:r>
+      <w:proofErr w:type="spellStart"/>
+      <w:r>
+        <w:t>overlap</w:t>
+      </w:r>
+      <w:proofErr w:type="spellEnd"/>
+      <w:r>
+        <w:t xml:space="preserve">, fazendo </w:t>
+      </w:r>
+      <w:proofErr w:type="spellStart"/>
+      <w:r>
+        <w:t>bind</w:t>
+      </w:r>
+      <w:proofErr w:type="spellEnd"/>
+      <w:r>
+        <w:t xml:space="preserve"> no próximo VAO para renderizar o segundo triangulo.</w:t>
       </w:r>
     </w:p>
     <w:p>
@@ -595,11 +721,457 @@
     <w:p/>
     <w:p/>
     <w:p/>
-    <w:p>
-      <w:r>
+    <w:p/>
+    <w:p/>
+    <w:p/>
+    <w:p/>
+    <w:p/>
+    <w:p>
+      <w:pPr>
+        <w:rPr>
+          <w:noProof/>
+        </w:rPr>
+      </w:pPr>
+      <w:r>
+        <w:lastRenderedPageBreak/>
         <w:t>Ex6-</w:t>
       </w:r>
-    </w:p>
+      <w:r>
+        <w:t xml:space="preserve"> transformei a função </w:t>
+      </w:r>
+      <w:proofErr w:type="spellStart"/>
+      <w:proofErr w:type="gramStart"/>
+      <w:r>
+        <w:t>inicializaObjetos</w:t>
+      </w:r>
+      <w:proofErr w:type="spellEnd"/>
+      <w:r>
+        <w:t>(</w:t>
+      </w:r>
+      <w:proofErr w:type="gramEnd"/>
+      <w:r>
+        <w:t xml:space="preserve">) em uma função que cria meus </w:t>
+      </w:r>
+      <w:proofErr w:type="spellStart"/>
+      <w:r>
+        <w:t>VAOs</w:t>
+      </w:r>
+      <w:proofErr w:type="spellEnd"/>
+      <w:r>
+        <w:t xml:space="preserve"> e </w:t>
+      </w:r>
+      <w:proofErr w:type="spellStart"/>
+      <w:r>
+        <w:t>VBOs</w:t>
+      </w:r>
+      <w:proofErr w:type="spellEnd"/>
+      <w:r>
+        <w:t xml:space="preserve"> e depois chama minha função de inicializar triângulos e quadrados</w:t>
+      </w:r>
+      <w:r>
+        <w:rPr>
+          <w:noProof/>
+        </w:rPr>
+        <w:t xml:space="preserve"> </w:t>
+      </w:r>
+      <w:r>
+        <w:rPr>
+          <w:noProof/>
+        </w:rPr>
+        <w:t xml:space="preserve"> (ambas funções seguem o mesmo padrão, apenas valores diferentes)</w:t>
+      </w:r>
+    </w:p>
+    <w:p>
+      <w:r>
+        <w:rPr>
+          <w:noProof/>
+        </w:rPr>
+        <w:drawing>
+          <wp:inline distT="0" distB="0" distL="0" distR="0" wp14:anchorId="2FEC26DD" wp14:editId="6B973A0F">
+            <wp:extent cx="2728371" cy="1733550"/>
+            <wp:effectExtent l="0" t="0" r="0" b="0"/>
+            <wp:docPr id="9" name="Imagem 9"/>
+            <wp:cNvGraphicFramePr>
+              <a:graphicFrameLocks xmlns:a="http://schemas.openxmlformats.org/drawingml/2006/main" noChangeAspect="1"/>
+            </wp:cNvGraphicFramePr>
+            <a:graphic xmlns:a="http://schemas.openxmlformats.org/drawingml/2006/main">
+              <a:graphicData uri="http://schemas.openxmlformats.org/drawingml/2006/picture">
+                <pic:pic xmlns:pic="http://schemas.openxmlformats.org/drawingml/2006/picture">
+                  <pic:nvPicPr>
+                    <pic:cNvPr id="1" name=""/>
+                    <pic:cNvPicPr/>
+                  </pic:nvPicPr>
+                  <pic:blipFill>
+                    <a:blip r:embed="rId12"/>
+                    <a:stretch>
+                      <a:fillRect/>
+                    </a:stretch>
+                  </pic:blipFill>
+                  <pic:spPr>
+                    <a:xfrm>
+                      <a:off x="0" y="0"/>
+                      <a:ext cx="2734835" cy="1737657"/>
+                    </a:xfrm>
+                    <a:prstGeom prst="rect">
+                      <a:avLst/>
+                    </a:prstGeom>
+                  </pic:spPr>
+                </pic:pic>
+              </a:graphicData>
+            </a:graphic>
+          </wp:inline>
+        </w:drawing>
+      </w:r>
+      <w:r>
+        <w:rPr>
+          <w:noProof/>
+        </w:rPr>
+        <w:t xml:space="preserve"> </w:t>
+      </w:r>
+      <w:r>
+        <w:rPr>
+          <w:noProof/>
+        </w:rPr>
+        <w:drawing>
+          <wp:inline distT="0" distB="0" distL="0" distR="0" wp14:anchorId="43296F9F" wp14:editId="7B506813">
+            <wp:extent cx="2631440" cy="1651148"/>
+            <wp:effectExtent l="0" t="0" r="0" b="6350"/>
+            <wp:docPr id="10" name="Imagem 10"/>
+            <wp:cNvGraphicFramePr>
+              <a:graphicFrameLocks xmlns:a="http://schemas.openxmlformats.org/drawingml/2006/main" noChangeAspect="1"/>
+            </wp:cNvGraphicFramePr>
+            <a:graphic xmlns:a="http://schemas.openxmlformats.org/drawingml/2006/main">
+              <a:graphicData uri="http://schemas.openxmlformats.org/drawingml/2006/picture">
+                <pic:pic xmlns:pic="http://schemas.openxmlformats.org/drawingml/2006/picture">
+                  <pic:nvPicPr>
+                    <pic:cNvPr id="1" name=""/>
+                    <pic:cNvPicPr/>
+                  </pic:nvPicPr>
+                  <pic:blipFill>
+                    <a:blip r:embed="rId13"/>
+                    <a:stretch>
+                      <a:fillRect/>
+                    </a:stretch>
+                  </pic:blipFill>
+                  <pic:spPr>
+                    <a:xfrm flipV="1">
+                      <a:off x="0" y="0"/>
+                      <a:ext cx="2654850" cy="1665837"/>
+                    </a:xfrm>
+                    <a:prstGeom prst="rect">
+                      <a:avLst/>
+                    </a:prstGeom>
+                  </pic:spPr>
+                </pic:pic>
+              </a:graphicData>
+            </a:graphic>
+          </wp:inline>
+        </w:drawing>
+      </w:r>
+    </w:p>
+    <w:p>
+      <w:r>
+        <w:t xml:space="preserve">Criei duas funções para serem os novos </w:t>
+      </w:r>
+      <w:proofErr w:type="spellStart"/>
+      <w:r>
+        <w:t>shaders</w:t>
+      </w:r>
+      <w:proofErr w:type="spellEnd"/>
+      <w:r>
+        <w:t xml:space="preserve"> de triângulos e quadrados, e alterei o </w:t>
+      </w:r>
+      <w:proofErr w:type="spellStart"/>
+      <w:r>
+        <w:t>shader</w:t>
+      </w:r>
+      <w:proofErr w:type="spellEnd"/>
+      <w:r>
+        <w:t xml:space="preserve"> utilizado dentro do </w:t>
+      </w:r>
+      <w:proofErr w:type="spellStart"/>
+      <w:proofErr w:type="gramStart"/>
+      <w:r>
+        <w:t>inicializaRendereizacao</w:t>
+      </w:r>
+      <w:proofErr w:type="spellEnd"/>
+      <w:r>
+        <w:t>(</w:t>
+      </w:r>
+      <w:proofErr w:type="gramEnd"/>
+      <w:r>
+        <w:t xml:space="preserve">) para o tipo de forma instanciada. Dentro da </w:t>
+      </w:r>
+      <w:proofErr w:type="spellStart"/>
+      <w:r>
+        <w:t>main</w:t>
+      </w:r>
+      <w:proofErr w:type="spellEnd"/>
+      <w:r>
+        <w:t xml:space="preserve">, chamei todos os </w:t>
+      </w:r>
+      <w:proofErr w:type="spellStart"/>
+      <w:r>
+        <w:t>inicializadores</w:t>
+      </w:r>
+      <w:proofErr w:type="spellEnd"/>
+      <w:r>
+        <w:t xml:space="preserve"> feitos.</w:t>
+      </w:r>
+    </w:p>
+    <w:p>
+      <w:r>
+        <w:rPr>
+          <w:noProof/>
+        </w:rPr>
+        <w:drawing>
+          <wp:inline distT="0" distB="0" distL="0" distR="0" wp14:anchorId="1276E5F8" wp14:editId="0DBC8FA0">
+            <wp:extent cx="5400040" cy="1634490"/>
+            <wp:effectExtent l="0" t="0" r="0" b="3810"/>
+            <wp:docPr id="11" name="Imagem 11"/>
+            <wp:cNvGraphicFramePr>
+              <a:graphicFrameLocks xmlns:a="http://schemas.openxmlformats.org/drawingml/2006/main" noChangeAspect="1"/>
+            </wp:cNvGraphicFramePr>
+            <a:graphic xmlns:a="http://schemas.openxmlformats.org/drawingml/2006/main">
+              <a:graphicData uri="http://schemas.openxmlformats.org/drawingml/2006/picture">
+                <pic:pic xmlns:pic="http://schemas.openxmlformats.org/drawingml/2006/picture">
+                  <pic:nvPicPr>
+                    <pic:cNvPr id="1" name=""/>
+                    <pic:cNvPicPr/>
+                  </pic:nvPicPr>
+                  <pic:blipFill>
+                    <a:blip r:embed="rId14"/>
+                    <a:stretch>
+                      <a:fillRect/>
+                    </a:stretch>
+                  </pic:blipFill>
+                  <pic:spPr>
+                    <a:xfrm>
+                      <a:off x="0" y="0"/>
+                      <a:ext cx="5400040" cy="1634490"/>
+                    </a:xfrm>
+                    <a:prstGeom prst="rect">
+                      <a:avLst/>
+                    </a:prstGeom>
+                  </pic:spPr>
+                </pic:pic>
+              </a:graphicData>
+            </a:graphic>
+          </wp:inline>
+        </w:drawing>
+      </w:r>
+    </w:p>
+    <w:p/>
+    <w:p/>
+    <w:p>
+      <w:r>
+        <w:t>Ex7-</w:t>
+      </w:r>
+      <w:r>
+        <w:t xml:space="preserve"> </w:t>
+      </w:r>
+      <w:r>
+        <w:t>“</w:t>
+      </w:r>
+      <w:r>
+        <w:t>Ex5_Transformações_Geométricas.py</w:t>
+      </w:r>
+      <w:r>
+        <w:t>”</w:t>
+      </w:r>
+    </w:p>
+    <w:p>
+      <w:r>
+        <w:t xml:space="preserve">&gt; Esse primeiro código renderiza um cubo e aplica transformações em sua </w:t>
+      </w:r>
+      <w:proofErr w:type="spellStart"/>
+      <w:r>
+        <w:t>mesh</w:t>
+      </w:r>
+      <w:proofErr w:type="spellEnd"/>
+      <w:r>
+        <w:t xml:space="preserve"> por meio de </w:t>
+      </w:r>
+      <w:proofErr w:type="spellStart"/>
+      <w:proofErr w:type="gramStart"/>
+      <w:r>
+        <w:t>transformacaoGeometrica</w:t>
+      </w:r>
+      <w:proofErr w:type="spellEnd"/>
+      <w:r>
+        <w:t>(</w:t>
+      </w:r>
+      <w:proofErr w:type="gramEnd"/>
+      <w:r>
+        <w:t>), que aplica translação, rotação e escala no singular objeto instanciado pelo OpenGL.</w:t>
+      </w:r>
+      <w:r>
+        <w:br/>
+        <w:t xml:space="preserve">&gt; Somente 1 VAO e 2 </w:t>
+      </w:r>
+      <w:proofErr w:type="spellStart"/>
+      <w:r>
+        <w:t>VBOs</w:t>
+      </w:r>
+      <w:proofErr w:type="spellEnd"/>
+    </w:p>
+    <w:p/>
+    <w:p>
+      <w:r>
+        <w:t>“</w:t>
+      </w:r>
+      <w:r>
+        <w:t>Ex6_Câmera_e_objetos.py</w:t>
+      </w:r>
+      <w:r>
+        <w:t>”</w:t>
+      </w:r>
+    </w:p>
+    <w:p>
+      <w:r>
+        <w:t xml:space="preserve">&gt; Esse segundo código renderiza vários objetos separados (com </w:t>
+      </w:r>
+      <w:proofErr w:type="spellStart"/>
+      <w:r>
+        <w:t>VAOs</w:t>
+      </w:r>
+      <w:proofErr w:type="spellEnd"/>
+      <w:r>
+        <w:t xml:space="preserve"> separados) adjuntos de uma câmera que consegue se mover no espaço com input. Para alterar a posição, rotação e escala dos objetos utiliza a função </w:t>
+      </w:r>
+      <w:proofErr w:type="spellStart"/>
+      <w:proofErr w:type="gramStart"/>
+      <w:r>
+        <w:t>transformacaoGenerica</w:t>
+      </w:r>
+      <w:proofErr w:type="spellEnd"/>
+      <w:r>
+        <w:t>(</w:t>
+      </w:r>
+      <w:proofErr w:type="gramEnd"/>
+      <w:r>
+        <w:t>).</w:t>
+      </w:r>
+      <w:r>
+        <w:br/>
+        <w:t>&gt; 1 VAO por tipo de Objeto</w:t>
+      </w:r>
+      <w:r>
+        <w:br/>
+        <w:t xml:space="preserve">&gt; Reutilização de </w:t>
+      </w:r>
+      <w:proofErr w:type="spellStart"/>
+      <w:r>
+        <w:t>VBOs</w:t>
+      </w:r>
+      <w:proofErr w:type="spellEnd"/>
+      <w:r>
+        <w:t xml:space="preserve"> para instancias diferentes</w:t>
+      </w:r>
+    </w:p>
+    <w:p/>
+    <w:p>
+      <w:r>
+        <w:t>Principais semelhanças e diferenças:</w:t>
+      </w:r>
+      <w:r>
+        <w:br/>
+        <w:t xml:space="preserve">&gt; Ambos programas utilizam a mesma função de transformação, apenas com nomes </w:t>
+      </w:r>
+      <w:r>
+        <w:lastRenderedPageBreak/>
+        <w:t>diferentes.</w:t>
+      </w:r>
+      <w:r>
+        <w:br/>
+        <w:t xml:space="preserve">&gt; Ambos utilizam </w:t>
+      </w:r>
+      <w:proofErr w:type="spellStart"/>
+      <w:r>
+        <w:t>vertex_shader</w:t>
+      </w:r>
+      <w:proofErr w:type="spellEnd"/>
+      <w:r>
+        <w:t xml:space="preserve">, porém com uma pequena diferença no </w:t>
+      </w:r>
+      <w:proofErr w:type="spellStart"/>
+      <w:r>
+        <w:t>gl_Position</w:t>
+      </w:r>
+      <w:proofErr w:type="spellEnd"/>
+      <w:r>
+        <w:t xml:space="preserve">, pois no </w:t>
+      </w:r>
+      <w:r>
+        <w:t>“</w:t>
+      </w:r>
+      <w:r>
+        <w:t>Ex6</w:t>
+      </w:r>
+      <w:r>
+        <w:t>”</w:t>
+      </w:r>
+      <w:r>
+        <w:t>, a câmera que serve como ponto de vista é móvel, também recebendo uma matriz de projeção e uma matriz de visualização além do modelo.</w:t>
+      </w:r>
+      <w:r>
+        <w:br/>
+        <w:t xml:space="preserve">&gt; No </w:t>
+      </w:r>
+      <w:r>
+        <w:t>“</w:t>
+      </w:r>
+      <w:r>
+        <w:t>Ex5</w:t>
+      </w:r>
+      <w:r>
+        <w:t>”</w:t>
+      </w:r>
+      <w:r>
+        <w:t xml:space="preserve"> os objetos são inicializados em uma única função, enquanto no Ex6, os cubos e pirâmides são inicializados em funções separadas.</w:t>
+      </w:r>
+      <w:r>
+        <w:br/>
+        <w:t xml:space="preserve">&gt; O </w:t>
+      </w:r>
+      <w:r>
+        <w:t>“</w:t>
+      </w:r>
+      <w:r>
+        <w:t>Ex6</w:t>
+      </w:r>
+      <w:r>
+        <w:t>”</w:t>
+      </w:r>
+      <w:r>
+        <w:t xml:space="preserve"> implementa input </w:t>
+      </w:r>
+      <w:proofErr w:type="spellStart"/>
+      <w:r>
+        <w:t>handling</w:t>
+      </w:r>
+      <w:proofErr w:type="spellEnd"/>
+      <w:r>
+        <w:t xml:space="preserve"> com rotação </w:t>
+      </w:r>
+      <w:proofErr w:type="spellStart"/>
+      <w:r>
+        <w:t>yaw</w:t>
+      </w:r>
+      <w:proofErr w:type="spellEnd"/>
+      <w:r>
+        <w:t>/</w:t>
+      </w:r>
+      <w:proofErr w:type="spellStart"/>
+      <w:r>
+        <w:t>pitch</w:t>
+      </w:r>
+      <w:proofErr w:type="spellEnd"/>
+      <w:r>
+        <w:t xml:space="preserve"> e movimentação nos 3 eixos (X,Y,Z)</w:t>
+      </w:r>
+    </w:p>
+    <w:p/>
     <w:sectPr>
       <w:pgSz w:w="11906" w:h="16838"/>
       <w:pgMar w:top="1417" w:right="1701" w:bottom="1417" w:left="1701" w:header="708" w:footer="708" w:gutter="0"/>
